--- a/requirements/requirements.docx
+++ b/requirements/requirements.docx
@@ -10,7 +10,7 @@
           <w:numId w:val="1"/>
         </w:numPr>
       </w:pPr>
-      <w:bookmarkStart w:id="0" w:name="_Toc243488173"/>
+      <w:bookmarkStart w:id="0" w:name="_Toc243605241"/>
       <w:r>
         <w:t>Requirements catalogue</w:t>
       </w:r>
@@ -21,8 +21,6 @@
         <w:t>The Mobile Library Support Service must help staff plan routes, link each request to the right visit and check the correct items are loaded. It must record whether each stop is on time, delayed, moved or cancelled, tell the people effected and work at stops with no signal. The functional requirements set out what the system does, the non-functional requirements set out how well it must do it.</w:t>
       </w:r>
     </w:p>
-    <w:p/>
-    <w:p/>
     <w:p>
       <w:pPr>
         <w:pStyle w:val="Heading2"/>
@@ -31,7 +29,7 @@
           <w:numId w:val="1"/>
         </w:numPr>
       </w:pPr>
-      <w:bookmarkStart w:id="1" w:name="_Toc243488174"/>
+      <w:bookmarkStart w:id="1" w:name="_Toc243605242"/>
       <w:r>
         <w:t>Functional requirements</w:t>
       </w:r>
@@ -223,7 +221,7 @@
               <w:cnfStyle w:val="000000000000" w:firstRow="0" w:lastRow="0" w:firstColumn="0" w:lastColumn="0" w:oddVBand="0" w:evenVBand="0" w:oddHBand="0" w:evenHBand="0" w:firstRowFirstColumn="0" w:firstRowLastColumn="0" w:lastRowFirstColumn="0" w:lastRowLastColumn="0"/>
             </w:pPr>
             <w:r>
-              <w:t>The system shall allow the route coordinator to change the stop order for a single route visit without changing the planned route.</w:t>
+              <w:t>The system shall allow the route coordinator to change the stop order for a single RouteVisit without changing the planned route.</w:t>
             </w:r>
           </w:p>
         </w:tc>
@@ -326,13 +324,8 @@
               <w:cnfStyle w:val="000000100000" w:firstRow="0" w:lastRow="0" w:firstColumn="0" w:lastColumn="0" w:oddVBand="0" w:evenVBand="0" w:oddHBand="1" w:evenHBand="0" w:firstRowFirstColumn="0" w:firstRowLastColumn="0" w:lastRowFirstColumn="0" w:lastRowLastColumn="0"/>
             </w:pPr>
             <w:r>
-              <w:t xml:space="preserve">A stop may temporarily </w:t>
-            </w:r>
-            <w:proofErr w:type="gramStart"/>
-            <w:r>
-              <w:t>suspended</w:t>
-            </w:r>
-            <w:proofErr w:type="gramEnd"/>
+              <w:t>A stop may temporarily suspended</w:t>
+            </w:r>
           </w:p>
         </w:tc>
       </w:tr>
@@ -436,7 +429,7 @@
               <w:cnfStyle w:val="000000100000" w:firstRow="0" w:lastRow="0" w:firstColumn="0" w:lastColumn="0" w:oddVBand="0" w:evenVBand="0" w:oddHBand="1" w:evenHBand="0" w:firstRowFirstColumn="0" w:firstRowLastColumn="0" w:lastRowFirstColumn="0" w:lastRowLastColumn="0"/>
             </w:pPr>
             <w:r>
-              <w:t>The system shall link each requested item to one route visit.</w:t>
+              <w:t>The system shall link each requested item to one RouteVisit.</w:t>
             </w:r>
           </w:p>
         </w:tc>
@@ -502,7 +495,7 @@
               <w:cnfStyle w:val="000000000000" w:firstRow="0" w:lastRow="0" w:firstColumn="0" w:lastColumn="0" w:oddVBand="0" w:evenVBand="0" w:oddHBand="0" w:evenHBand="0" w:firstRowFirstColumn="0" w:firstRowLastColumn="0" w:lastRowFirstColumn="0" w:lastRowLastColumn="0"/>
             </w:pPr>
             <w:r>
-              <w:t>The system shall produce a load list for each route visit showing requested items, expected collections and returns going back to branches</w:t>
+              <w:t>The system shall produce a load list for each RouteVisit showing requested items, expected collections and returns going back to branches</w:t>
             </w:r>
           </w:p>
         </w:tc>
@@ -637,7 +630,7 @@
               <w:cnfStyle w:val="000000000000" w:firstRow="0" w:lastRow="0" w:firstColumn="0" w:lastColumn="0" w:oddVBand="0" w:evenVBand="0" w:oddHBand="0" w:evenHBand="0" w:firstRowFirstColumn="0" w:firstRowLastColumn="0" w:lastRowFirstColumn="0" w:lastRowLastColumn="0"/>
             </w:pPr>
             <w:r>
-              <w:t>The system shall record the status of each stop visit as on time, delayed, moved or cancelled.</w:t>
+              <w:t>The system shall record the status of each RouteVisit as on time, delayed, moved or cancelled.</w:t>
             </w:r>
           </w:p>
         </w:tc>
@@ -691,23 +684,26 @@
                 <w:b w:val="0"/>
                 <w:bCs w:val="0"/>
               </w:rPr>
+              <w:t>FR09</w:t>
+            </w:r>
+          </w:p>
+        </w:tc>
+        <w:tc>
+          <w:tcPr>
+            <w:tcW w:w="3827" w:type="dxa"/>
+          </w:tcPr>
+          <w:p>
+            <w:pPr>
+              <w:pStyle w:val="ListParagraph"/>
+              <w:ind w:left="0"/>
+              <w:cnfStyle w:val="000000100000" w:firstRow="0" w:lastRow="0" w:firstColumn="0" w:lastColumn="0" w:oddVBand="0" w:evenVBand="0" w:oddHBand="1" w:evenHBand="0" w:firstRowFirstColumn="0" w:firstRowLastColumn="0" w:lastRowFirstColumn="0" w:lastRowLastColumn="0"/>
+            </w:pPr>
+            <w:r>
+              <w:t xml:space="preserve">The system shall notify borrowers with items for a stop, and that </w:t>
+            </w:r>
+            <w:r>
               <w:lastRenderedPageBreak/>
-              <w:t>FR09</w:t>
-            </w:r>
-          </w:p>
-        </w:tc>
-        <w:tc>
-          <w:tcPr>
-            <w:tcW w:w="3827" w:type="dxa"/>
-          </w:tcPr>
-          <w:p>
-            <w:pPr>
-              <w:pStyle w:val="ListParagraph"/>
-              <w:ind w:left="0"/>
-              <w:cnfStyle w:val="000000100000" w:firstRow="0" w:lastRow="0" w:firstColumn="0" w:lastColumn="0" w:oddVBand="0" w:evenVBand="0" w:oddHBand="1" w:evenHBand="0" w:firstRowFirstColumn="0" w:firstRowLastColumn="0" w:lastRowFirstColumn="0" w:lastRowLastColumn="0"/>
-            </w:pPr>
-            <w:r>
-              <w:t xml:space="preserve">The system shall notify borrowers with items for a stop, and that stop’s community coordinator when the visit is moved or cancelled. </w:t>
+              <w:t xml:space="preserve">stop’s community coordinator when the visit is moved or cancelled. </w:t>
             </w:r>
           </w:p>
         </w:tc>
@@ -722,6 +718,7 @@
               <w:cnfStyle w:val="000000100000" w:firstRow="0" w:lastRow="0" w:firstColumn="0" w:lastColumn="0" w:oddVBand="0" w:evenVBand="0" w:oddHBand="1" w:evenHBand="0" w:firstRowFirstColumn="0" w:firstRowLastColumn="0" w:lastRowFirstColumn="0" w:lastRowLastColumn="0"/>
             </w:pPr>
             <w:r>
+              <w:lastRenderedPageBreak/>
               <w:t xml:space="preserve">Must </w:t>
             </w:r>
           </w:p>
@@ -1033,7 +1030,7 @@
           <w:numId w:val="1"/>
         </w:numPr>
       </w:pPr>
-      <w:bookmarkStart w:id="2" w:name="_Toc243488175"/>
+      <w:bookmarkStart w:id="2" w:name="_Toc243605243"/>
       <w:r>
         <w:t>Non-functional requirements</w:t>
       </w:r>
@@ -1427,11 +1424,9 @@
         </w:tc>
       </w:tr>
     </w:tbl>
-    <w:p>
-      <w:pPr>
-        <w:ind w:left="360"/>
-      </w:pPr>
-    </w:p>
+    <w:p/>
+    <w:p/>
+    <w:p/>
     <w:p/>
     <w:p>
       <w:pPr>
@@ -1441,7 +1436,7 @@
           <w:numId w:val="1"/>
         </w:numPr>
       </w:pPr>
-      <w:bookmarkStart w:id="3" w:name="_Toc243488176"/>
+      <w:bookmarkStart w:id="3" w:name="_Toc243605244"/>
       <w:r>
         <w:lastRenderedPageBreak/>
         <w:t>MoSCoW</w:t>
@@ -1454,24 +1449,22 @@
     <w:tbl>
       <w:tblPr>
         <w:tblStyle w:val="PlainTable1"/>
-        <w:tblW w:w="9952" w:type="dxa"/>
-        <w:tblInd w:w="-474" w:type="dxa"/>
+        <w:tblW w:w="0" w:type="auto"/>
         <w:tblLook w:val="04A0" w:firstRow="1" w:lastRow="0" w:firstColumn="1" w:lastColumn="0" w:noHBand="0" w:noVBand="1"/>
       </w:tblPr>
       <w:tblGrid>
-        <w:gridCol w:w="3317"/>
-        <w:gridCol w:w="3317"/>
-        <w:gridCol w:w="3318"/>
+        <w:gridCol w:w="3005"/>
+        <w:gridCol w:w="3005"/>
+        <w:gridCol w:w="3006"/>
       </w:tblGrid>
       <w:tr>
         <w:trPr>
           <w:cnfStyle w:val="100000000000" w:firstRow="1" w:lastRow="0" w:firstColumn="0" w:lastColumn="0" w:oddVBand="0" w:evenVBand="0" w:oddHBand="0" w:evenHBand="0" w:firstRowFirstColumn="0" w:firstRowLastColumn="0" w:lastRowFirstColumn="0" w:lastRowLastColumn="0"/>
-          <w:trHeight w:val="279"/>
         </w:trPr>
         <w:tc>
           <w:tcPr>
             <w:cnfStyle w:val="001000000000" w:firstRow="0" w:lastRow="0" w:firstColumn="1" w:lastColumn="0" w:oddVBand="0" w:evenVBand="0" w:oddHBand="0" w:evenHBand="0" w:firstRowFirstColumn="0" w:firstRowLastColumn="0" w:lastRowFirstColumn="0" w:lastRowLastColumn="0"/>
-            <w:tcW w:w="3317" w:type="dxa"/>
+            <w:tcW w:w="3005" w:type="dxa"/>
           </w:tcPr>
           <w:p>
             <w:r>
@@ -1481,7 +1474,7 @@
         </w:tc>
         <w:tc>
           <w:tcPr>
-            <w:tcW w:w="3317" w:type="dxa"/>
+            <w:tcW w:w="3005" w:type="dxa"/>
           </w:tcPr>
           <w:p>
             <w:pPr>
@@ -1494,7 +1487,7 @@
         </w:tc>
         <w:tc>
           <w:tcPr>
-            <w:tcW w:w="3318" w:type="dxa"/>
+            <w:tcW w:w="3006" w:type="dxa"/>
           </w:tcPr>
           <w:p>
             <w:pPr>
@@ -1509,12 +1502,11 @@
       <w:tr>
         <w:trPr>
           <w:cnfStyle w:val="000000100000" w:firstRow="0" w:lastRow="0" w:firstColumn="0" w:lastColumn="0" w:oddVBand="0" w:evenVBand="0" w:oddHBand="1" w:evenHBand="0" w:firstRowFirstColumn="0" w:firstRowLastColumn="0" w:lastRowFirstColumn="0" w:lastRowLastColumn="0"/>
-          <w:trHeight w:val="1148"/>
         </w:trPr>
         <w:tc>
           <w:tcPr>
             <w:cnfStyle w:val="001000000000" w:firstRow="0" w:lastRow="0" w:firstColumn="1" w:lastColumn="0" w:oddVBand="0" w:evenVBand="0" w:oddHBand="0" w:evenHBand="0" w:firstRowFirstColumn="0" w:firstRowLastColumn="0" w:lastRowFirstColumn="0" w:lastRowLastColumn="0"/>
-            <w:tcW w:w="3317" w:type="dxa"/>
+            <w:tcW w:w="3005" w:type="dxa"/>
           </w:tcPr>
           <w:p>
             <w:pPr>
@@ -1534,7 +1526,7 @@
         </w:tc>
         <w:tc>
           <w:tcPr>
-            <w:tcW w:w="3317" w:type="dxa"/>
+            <w:tcW w:w="3005" w:type="dxa"/>
           </w:tcPr>
           <w:p>
             <w:pPr>
@@ -1547,7 +1539,7 @@
         </w:tc>
         <w:tc>
           <w:tcPr>
-            <w:tcW w:w="3318" w:type="dxa"/>
+            <w:tcW w:w="3006" w:type="dxa"/>
           </w:tcPr>
           <w:p>
             <w:pPr>
@@ -1560,13 +1552,10 @@
         </w:tc>
       </w:tr>
       <w:tr>
-        <w:trPr>
-          <w:trHeight w:val="1131"/>
-        </w:trPr>
         <w:tc>
           <w:tcPr>
             <w:cnfStyle w:val="001000000000" w:firstRow="0" w:lastRow="0" w:firstColumn="1" w:lastColumn="0" w:oddVBand="0" w:evenVBand="0" w:oddHBand="0" w:evenHBand="0" w:firstRowFirstColumn="0" w:firstRowLastColumn="0" w:lastRowFirstColumn="0" w:lastRowLastColumn="0"/>
-            <w:tcW w:w="3317" w:type="dxa"/>
+            <w:tcW w:w="3005" w:type="dxa"/>
           </w:tcPr>
           <w:p>
             <w:pPr>
@@ -1586,7 +1575,7 @@
         </w:tc>
         <w:tc>
           <w:tcPr>
-            <w:tcW w:w="3317" w:type="dxa"/>
+            <w:tcW w:w="3005" w:type="dxa"/>
           </w:tcPr>
           <w:p>
             <w:pPr>
@@ -1599,7 +1588,7 @@
         </w:tc>
         <w:tc>
           <w:tcPr>
-            <w:tcW w:w="3318" w:type="dxa"/>
+            <w:tcW w:w="3006" w:type="dxa"/>
           </w:tcPr>
           <w:p>
             <w:pPr>
@@ -1614,12 +1603,11 @@
       <w:tr>
         <w:trPr>
           <w:cnfStyle w:val="000000100000" w:firstRow="0" w:lastRow="0" w:firstColumn="0" w:lastColumn="0" w:oddVBand="0" w:evenVBand="0" w:oddHBand="1" w:evenHBand="0" w:firstRowFirstColumn="0" w:firstRowLastColumn="0" w:lastRowFirstColumn="0" w:lastRowLastColumn="0"/>
-          <w:trHeight w:val="853"/>
         </w:trPr>
         <w:tc>
           <w:tcPr>
             <w:cnfStyle w:val="001000000000" w:firstRow="0" w:lastRow="0" w:firstColumn="1" w:lastColumn="0" w:oddVBand="0" w:evenVBand="0" w:oddHBand="0" w:evenHBand="0" w:firstRowFirstColumn="0" w:firstRowLastColumn="0" w:lastRowFirstColumn="0" w:lastRowLastColumn="0"/>
-            <w:tcW w:w="3317" w:type="dxa"/>
+            <w:tcW w:w="3005" w:type="dxa"/>
           </w:tcPr>
           <w:p>
             <w:pPr>
@@ -1639,7 +1627,7 @@
         </w:tc>
         <w:tc>
           <w:tcPr>
-            <w:tcW w:w="3317" w:type="dxa"/>
+            <w:tcW w:w="3005" w:type="dxa"/>
           </w:tcPr>
           <w:p>
             <w:pPr>
@@ -1652,26 +1640,23 @@
         </w:tc>
         <w:tc>
           <w:tcPr>
-            <w:tcW w:w="3318" w:type="dxa"/>
-          </w:tcPr>
-          <w:p>
-            <w:pPr>
-              <w:cnfStyle w:val="000000100000" w:firstRow="0" w:lastRow="0" w:firstColumn="0" w:lastColumn="0" w:oddVBand="0" w:evenVBand="0" w:oddHBand="1" w:evenHBand="0" w:firstRowFirstColumn="0" w:firstRowLastColumn="0" w:lastRowFirstColumn="0" w:lastRowLastColumn="0"/>
-            </w:pPr>
-            <w:r>
-              <w:t>Reports on recurring disruptions for the route coordinator</w:t>
+            <w:tcW w:w="3006" w:type="dxa"/>
+          </w:tcPr>
+          <w:p>
+            <w:pPr>
+              <w:cnfStyle w:val="000000100000" w:firstRow="0" w:lastRow="0" w:firstColumn="0" w:lastColumn="0" w:oddVBand="0" w:evenVBand="0" w:oddHBand="1" w:evenHBand="0" w:firstRowFirstColumn="0" w:firstRowLastColumn="0" w:lastRowFirstColumn="0" w:lastRowLastColumn="0"/>
+            </w:pPr>
+            <w:r>
+              <w:t>No Could requirements in this release. Reports on recurring disruptions could be considered later</w:t>
             </w:r>
           </w:p>
         </w:tc>
       </w:tr>
       <w:tr>
-        <w:trPr>
-          <w:trHeight w:val="574"/>
-        </w:trPr>
         <w:tc>
           <w:tcPr>
             <w:cnfStyle w:val="001000000000" w:firstRow="0" w:lastRow="0" w:firstColumn="1" w:lastColumn="0" w:oddVBand="0" w:evenVBand="0" w:oddHBand="0" w:evenHBand="0" w:firstRowFirstColumn="0" w:firstRowLastColumn="0" w:lastRowFirstColumn="0" w:lastRowLastColumn="0"/>
-            <w:tcW w:w="3317" w:type="dxa"/>
+            <w:tcW w:w="3005" w:type="dxa"/>
           </w:tcPr>
           <w:p>
             <w:pPr>
@@ -1691,7 +1676,7 @@
         </w:tc>
         <w:tc>
           <w:tcPr>
-            <w:tcW w:w="3317" w:type="dxa"/>
+            <w:tcW w:w="3005" w:type="dxa"/>
           </w:tcPr>
           <w:p>
             <w:pPr>
@@ -1704,7 +1689,7 @@
         </w:tc>
         <w:tc>
           <w:tcPr>
-            <w:tcW w:w="3318" w:type="dxa"/>
+            <w:tcW w:w="3006" w:type="dxa"/>
           </w:tcPr>
           <w:p>
             <w:pPr>
@@ -1726,7 +1711,7 @@
           <w:numId w:val="1"/>
         </w:numPr>
       </w:pPr>
-      <w:bookmarkStart w:id="4" w:name="_Toc243488177"/>
+      <w:bookmarkStart w:id="4" w:name="_Toc243605245"/>
       <w:r>
         <w:t>Requirement quality review</w:t>
       </w:r>
@@ -1882,7 +1867,7 @@
               <w:cnfStyle w:val="000000000000" w:firstRow="0" w:lastRow="0" w:firstColumn="0" w:lastColumn="0" w:oddVBand="0" w:evenVBand="0" w:oddHBand="0" w:evenHBand="0" w:firstRowFirstColumn="0" w:firstRowLastColumn="0" w:lastRowFirstColumn="0" w:lastRowLastColumn="0"/>
             </w:pPr>
             <w:r>
-              <w:t>Define “Route Visit” and “Load List” better</w:t>
+              <w:t>Defined in the glossary (RouteVisit, LoadListEntry)</w:t>
             </w:r>
           </w:p>
         </w:tc>
@@ -1923,7 +1908,7 @@
               <w:cnfStyle w:val="000000100000" w:firstRow="0" w:lastRow="0" w:firstColumn="0" w:lastColumn="0" w:oddVBand="0" w:evenVBand="0" w:oddHBand="1" w:evenHBand="0" w:firstRowFirstColumn="0" w:firstRowLastColumn="0" w:lastRowFirstColumn="0" w:lastRowLastColumn="0"/>
             </w:pPr>
             <w:r>
-              <w:t>Yes, once FR10 to FR13 are added to the scope table</w:t>
+              <w:t>Yes</w:t>
             </w:r>
           </w:p>
         </w:tc>
@@ -1935,6 +1920,9 @@
             <w:pPr>
               <w:cnfStyle w:val="000000100000" w:firstRow="0" w:lastRow="0" w:firstColumn="0" w:lastColumn="0" w:oddVBand="0" w:evenVBand="0" w:oddHBand="1" w:evenHBand="0" w:firstRowFirstColumn="0" w:firstRowLastColumn="0" w:lastRowFirstColumn="0" w:lastRowLastColumn="0"/>
             </w:pPr>
+            <w:r>
+              <w:t>FR10-FR13 were added to the scope table in section 2</w:t>
+            </w:r>
           </w:p>
         </w:tc>
       </w:tr>
@@ -2246,9 +2234,6 @@
         </w:tc>
       </w:tr>
       <w:tr>
-        <w:trPr>
-          <w:trHeight w:val="77"/>
-        </w:trPr>
         <w:tc>
           <w:tcPr>
             <w:cnfStyle w:val="001000000000" w:firstRow="0" w:lastRow="0" w:firstColumn="1" w:lastColumn="0" w:oddVBand="0" w:evenVBand="0" w:oddHBand="0" w:evenHBand="0" w:firstRowFirstColumn="0" w:firstRowLastColumn="0" w:lastRowFirstColumn="0" w:lastRowLastColumn="0"/>
@@ -2293,28 +2278,24 @@
               <w:cnfStyle w:val="000000000000" w:firstRow="0" w:lastRow="0" w:firstColumn="0" w:lastColumn="0" w:oddVBand="0" w:evenVBand="0" w:oddHBand="0" w:evenHBand="0" w:firstRowFirstColumn="0" w:firstRowLastColumn="0" w:lastRowFirstColumn="0" w:lastRowLastColumn="0"/>
             </w:pPr>
             <w:r>
-              <w:t xml:space="preserve">The delay triggers a </w:t>
-            </w:r>
-            <w:proofErr w:type="gramStart"/>
-            <w:r>
-              <w:t>notice</w:t>
-            </w:r>
-            <w:proofErr w:type="gramEnd"/>
-            <w:r>
-              <w:t xml:space="preserve"> and the collection permissions </w:t>
+              <w:t xml:space="preserve">The delay triggers a notice and the </w:t>
             </w:r>
             <w:r>
               <w:lastRenderedPageBreak/>
-              <w:t>are recorded as questions in 5.2</w:t>
+              <w:t>CollectionPermissions are recorded as questions in 5.2</w:t>
             </w:r>
           </w:p>
         </w:tc>
       </w:tr>
     </w:tbl>
+    <w:p/>
     <w:p>
       <w:pPr>
-        <w:pStyle w:val="Heading1"/>
+        <w:pStyle w:val="Subtitle"/>
       </w:pPr>
+      <w:r>
+        <w:t>You can also view the Requirements in the report/ca1-report.docx</w:t>
+      </w:r>
     </w:p>
     <w:sectPr>
       <w:pgSz w:w="11906" w:h="16838"/>
@@ -2855,7 +2836,7 @@
   <w:style w:type="paragraph" w:default="1" w:styleId="Normal">
     <w:name w:val="Normal"/>
     <w:qFormat/>
-    <w:rsid w:val="006A2626"/>
+    <w:rsid w:val="00B57C1A"/>
     <w:rPr>
       <w:lang w:val="en-IE"/>
     </w:rPr>
